--- a/templates/technical_summary_template.docx
+++ b/templates/technical_summary_template.docx
@@ -11,32 +11,25 @@
       </w:r>
     </w:p>
     <w:p>
-      <w:pPr>
-        <w:pStyle w:val="Subtitle"/>
-      </w:pPr>
       <w:r>
-        <w:t>Change Request {{ cr_number }} — {{ deploy_date }}</w:t>
-      </w:r>
-    </w:p>
-    <w:p>
-      <w:pPr>
-        <w:pStyle w:val="Heading1"/>
-      </w:pPr>
-      <w:r>
-        <w:t>Index</w:t>
+        <w:rPr>
+          <w:b/>
+          <w:sz w:val="28"/>
+        </w:rPr>
+        <w:t>Table of Contents</w:t>
       </w:r>
     </w:p>
     <w:p>
       <w:r>
         <w:fldChar w:fldCharType="begin"/>
-        <w:instrText xml:space="preserve"> TOC \o "1-1" \h \z \u </w:instrText>
+        <w:instrText xml:space="preserve"> TOC \o "1-3" \h \z \u </w:instrText>
         <w:fldChar w:fldCharType="separate"/>
       </w:r>
       <w:r>
         <w:rPr>
           <w:i/>
         </w:rPr>
-        <w:t>Right-click → Update Field to build the index.</w:t>
+        <w:t>Right-click here and choose “Update Field” to build the table of contents.</w:t>
       </w:r>
       <w:r>
         <w:fldChar w:fldCharType="end"/>
@@ -53,8 +46,23 @@
       </w:r>
     </w:p>
     <w:p>
+      <w:r>
+        <w:t>{%p if not loop.first %}</w:t>
+      </w:r>
+    </w:p>
+    <w:p>
+      <w:r>
+        <w:br w:type="page"/>
+      </w:r>
+    </w:p>
+    <w:p>
+      <w:r>
+        <w:t>{%p endif %}</w:t>
+      </w:r>
+    </w:p>
+    <w:p>
       <w:pPr>
-        <w:pStyle w:val="Heading1"/>
+        <w:pStyle w:val="Heading2"/>
       </w:pPr>
       <w:r>
         <w:t>{{ t.id }}: {{ t.title }}</w:t>
@@ -62,7 +70,7 @@
     </w:p>
     <w:p>
       <w:pPr>
-        <w:pStyle w:val="Heading2"/>
+        <w:pStyle w:val="Heading3"/>
       </w:pPr>
       <w:r>
         <w:t>1) What is the problem?</w:t>
@@ -75,7 +83,7 @@
     </w:p>
     <w:p>
       <w:pPr>
-        <w:pStyle w:val="Heading2"/>
+        <w:pStyle w:val="Heading3"/>
       </w:pPr>
       <w:r>
         <w:t>2) How does this affect the users?</w:t>
@@ -88,7 +96,7 @@
     </w:p>
     <w:p>
       <w:pPr>
-        <w:pStyle w:val="Heading2"/>
+        <w:pStyle w:val="Heading3"/>
       </w:pPr>
       <w:r>
         <w:t>3) Solution Implemented</w:t>
@@ -101,7 +109,7 @@
     </w:p>
     <w:p>
       <w:pPr>
-        <w:pStyle w:val="Heading2"/>
+        <w:pStyle w:val="Heading3"/>
       </w:pPr>
       <w:r>
         <w:t>4) How was this tested?</w:t>
